--- a/fra/docx/45.content.docx
+++ b/fra/docx/45.content.docx
@@ -19,7 +19,7 @@
         <w:rPr>
           <w:lang w:val="fr_FR" w:bidi="fr_FR"/>
         </w:rPr>
-        <w:t>Resource: Notes d'étude - Introductions aux livres (Tyndale)</w:t>
+        <w:t>Resource: Tyndale Open Study Notes</w:t>
       </w:r>
       <w:r>
         <w:rPr>
@@ -112,7 +112,7 @@
         <w:rPr>
           <w:lang w:val="fr_FR" w:bidi="fr_FR"/>
         </w:rPr>
-        <w:t>Notes d'étude - Introductions aux livres (Tyndale)</w:t>
+        <w:t>Tyndale Open Study Notes</w:t>
       </w:r>
     </w:p>
     <w:p>

--- a/fra/docx/45.content.docx
+++ b/fra/docx/45.content.docx
@@ -19,7 +19,7 @@
         <w:rPr>
           <w:lang w:val="fr_FR" w:bidi="fr_FR"/>
         </w:rPr>
-        <w:t>Resource: Tyndale Open Study Notes</w:t>
+        <w:t>Resource: Aquifer Open Study Notes (Book Intros)</w:t>
       </w:r>
       <w:r>
         <w:rPr>
@@ -112,7 +112,7 @@
         <w:rPr>
           <w:lang w:val="fr_FR" w:bidi="fr_FR"/>
         </w:rPr>
-        <w:t>Tyndale Open Study Notes</w:t>
+        <w:t>Aquifer Open Study Notes (Book Intros)</w:t>
       </w:r>
     </w:p>
     <w:p>

--- a/fra/docx/45.content.docx
+++ b/fra/docx/45.content.docx
@@ -258,18 +258,12 @@
         </w:rPr>
         <w:t xml:space="preserve">Nous ne savons pas qui a été le premier à apporter la bonne nouvelle à Rome. Il est possible que des Juifs de Rome, convertis lorsque Dieu a répandu son Esprit le jour de la Pentecôte (voir </w:t>
       </w:r>
-      <w:hyperlink r:id="rId13">
-        <w:r>
-          <w:rPr>
-            <w:lang w:val="fr_FR" w:bidi="fr_FR"/>
-          </w:rPr>
-          <w:rPr>
-            <w:color w:val="0000EE"/>
-            <w:u w:val="single"/>
-          </w:rPr>
-          <w:t>Ac 2.10</w:t>
-        </w:r>
-      </w:hyperlink>
+      <w:r>
+        <w:rPr>
+          <w:lang w:val="fr_FR" w:bidi="fr_FR"/>
+        </w:rPr>
+        <w:t>Ac 2.10</w:t>
+      </w:r>
       <w:r>
         <w:rPr>
           <w:lang w:val="fr_FR" w:bidi="fr_FR"/>
@@ -290,72 +284,48 @@
         </w:rPr>
         <w:t xml:space="preserve">En 49 ap. J.-C., l'empereur Claude a expulsé tous les Juifs de Rome, y compris les chrétiens Juifs (voir </w:t>
       </w:r>
-      <w:hyperlink r:id="rId14">
-        <w:r>
-          <w:rPr>
-            <w:lang w:val="fr_FR" w:bidi="fr_FR"/>
-          </w:rPr>
-          <w:rPr>
-            <w:color w:val="0000EE"/>
-            <w:u w:val="single"/>
-          </w:rPr>
-          <w:t>Ac 18.2</w:t>
-        </w:r>
-      </w:hyperlink>
+      <w:r>
+        <w:rPr>
+          <w:lang w:val="fr_FR" w:bidi="fr_FR"/>
+        </w:rPr>
+        <w:t>Ac 18.2</w:t>
+      </w:r>
       <w:r>
         <w:rPr>
           <w:lang w:val="fr_FR" w:bidi="fr_FR"/>
         </w:rPr>
         <w:t>). Bien que Paul n'ait jamais visité Rome (</w:t>
       </w:r>
-      <w:hyperlink r:id="rId15">
-        <w:r>
-          <w:rPr>
-            <w:lang w:val="fr_FR" w:bidi="fr_FR"/>
-          </w:rPr>
-          <w:rPr>
-            <w:color w:val="0000EE"/>
-            <w:u w:val="single"/>
-          </w:rPr>
-          <w:t>Rm 1,13</w:t>
-        </w:r>
-      </w:hyperlink>
+      <w:r>
+        <w:rPr>
+          <w:lang w:val="fr_FR" w:bidi="fr_FR"/>
+        </w:rPr>
+        <w:t>Rm 1,13</w:t>
+      </w:r>
       <w:r>
         <w:rPr>
           <w:lang w:val="fr_FR" w:bidi="fr_FR"/>
         </w:rPr>
         <w:t>), il a rencontré au cours de ses voyages certains de ces chrétiens romains, tels que Priscille et Aquilas (</w:t>
       </w:r>
-      <w:hyperlink r:id="rId16">
-        <w:r>
-          <w:rPr>
-            <w:lang w:val="fr_FR" w:bidi="fr_FR"/>
-          </w:rPr>
-          <w:rPr>
-            <w:color w:val="0000EE"/>
-            <w:u w:val="single"/>
-          </w:rPr>
-          <w:t>Rm 16.3–4</w:t>
-        </w:r>
-      </w:hyperlink>
+      <w:r>
+        <w:rPr>
+          <w:lang w:val="fr_FR" w:bidi="fr_FR"/>
+        </w:rPr>
+        <w:t>Rm 16.3–4</w:t>
+      </w:r>
       <w:r>
         <w:rPr>
           <w:lang w:val="fr_FR" w:bidi="fr_FR"/>
         </w:rPr>
         <w:t xml:space="preserve"> ; cf. </w:t>
       </w:r>
-      <w:hyperlink r:id="rId14">
-        <w:r>
-          <w:rPr>
-            <w:lang w:val="fr_FR" w:bidi="fr_FR"/>
-          </w:rPr>
-          <w:rPr>
-            <w:color w:val="0000EE"/>
-            <w:u w:val="single"/>
-          </w:rPr>
-          <w:t>Ac 18.2</w:t>
-        </w:r>
-      </w:hyperlink>
+      <w:r>
+        <w:rPr>
+          <w:lang w:val="fr_FR" w:bidi="fr_FR"/>
+        </w:rPr>
+        <w:t>Ac 18.2</w:t>
+      </w:r>
       <w:r>
         <w:rPr>
           <w:lang w:val="fr_FR" w:bidi="fr_FR"/>
@@ -376,18 +346,12 @@
         </w:rPr>
         <w:t xml:space="preserve"> Le décret de Claude a fini par devenir caduc, de sorte qu'au moment où Paul écrit sa lettre aux Romains, de nombreux chrétiens Juifs sont retournés à Rome. Toutefois, en leur absence, les chrétiens païens ont pris la tête de la communauté chrétienne de Rome. Par conséquent, lorsque Paul écrit aux chrétiens romains (probablement vers 57 ap. J.-C.), cette communauté est divisée en deux grandes factions. Les chrétiens païens constituent désormais le groupe majoritaire, et ils sont naturellement moins préoccupés par la continuité avec l'Ancien Testament ou par les exigences de la loi de Moïse que leurs frères et sœurs juifs. Il semblerait même qu'ils méprisent les chrétiens Juifs (voir </w:t>
       </w:r>
-      <w:hyperlink r:id="rId17">
-        <w:r>
-          <w:rPr>
-            <w:lang w:val="fr_FR" w:bidi="fr_FR"/>
-          </w:rPr>
-          <w:rPr>
-            <w:color w:val="0000EE"/>
-            <w:u w:val="single"/>
-          </w:rPr>
-          <w:t>Rm 11.25</w:t>
-        </w:r>
-      </w:hyperlink>
+      <w:r>
+        <w:rPr>
+          <w:lang w:val="fr_FR" w:bidi="fr_FR"/>
+        </w:rPr>
+        <w:t>Rm 11.25</w:t>
+      </w:r>
       <w:r>
         <w:rPr>
           <w:lang w:val="fr_FR" w:bidi="fr_FR"/>
@@ -419,72 +383,48 @@
         </w:rPr>
         <w:t>Dans l'introduction de l'épître (</w:t>
       </w:r>
-      <w:hyperlink r:id="rId18">
-        <w:r>
-          <w:rPr>
-            <w:lang w:val="fr_FR" w:bidi="fr_FR"/>
-          </w:rPr>
-          <w:rPr>
-            <w:color w:val="0000EE"/>
-            <w:u w:val="single"/>
-          </w:rPr>
-          <w:t>1.1–17</w:t>
-        </w:r>
-      </w:hyperlink>
+      <w:r>
+        <w:rPr>
+          <w:lang w:val="fr_FR" w:bidi="fr_FR"/>
+        </w:rPr>
+        <w:t>1.1–17</w:t>
+      </w:r>
       <w:r>
         <w:rPr>
           <w:lang w:val="fr_FR" w:bidi="fr_FR"/>
         </w:rPr>
         <w:t>), Paul se présente ainsi que ses lecteurs (</w:t>
       </w:r>
-      <w:hyperlink r:id="rId19">
-        <w:r>
-          <w:rPr>
-            <w:lang w:val="fr_FR" w:bidi="fr_FR"/>
-          </w:rPr>
-          <w:rPr>
-            <w:color w:val="0000EE"/>
-            <w:u w:val="single"/>
-          </w:rPr>
-          <w:t>1.1–7</w:t>
-        </w:r>
-      </w:hyperlink>
+      <w:r>
+        <w:rPr>
+          <w:lang w:val="fr_FR" w:bidi="fr_FR"/>
+        </w:rPr>
+        <w:t>1.1–7</w:t>
+      </w:r>
       <w:r>
         <w:rPr>
           <w:lang w:val="fr_FR" w:bidi="fr_FR"/>
         </w:rPr>
         <w:t>), exprime sa reconnaissance pour les chrétiens romains (</w:t>
       </w:r>
-      <w:hyperlink r:id="rId20">
-        <w:r>
-          <w:rPr>
-            <w:lang w:val="fr_FR" w:bidi="fr_FR"/>
-          </w:rPr>
-          <w:rPr>
-            <w:color w:val="0000EE"/>
-            <w:u w:val="single"/>
-          </w:rPr>
-          <w:t>1.8–15</w:t>
-        </w:r>
-      </w:hyperlink>
+      <w:r>
+        <w:rPr>
+          <w:lang w:val="fr_FR" w:bidi="fr_FR"/>
+        </w:rPr>
+        <w:t>1.8–15</w:t>
+      </w:r>
       <w:r>
         <w:rPr>
           <w:lang w:val="fr_FR" w:bidi="fr_FR"/>
         </w:rPr>
         <w:t>) et annonce le thème de la lettre: la « bonne nouvelle concernant le Christ » (</w:t>
       </w:r>
-      <w:hyperlink r:id="rId21">
-        <w:r>
-          <w:rPr>
-            <w:lang w:val="fr_FR" w:bidi="fr_FR"/>
-          </w:rPr>
-          <w:rPr>
-            <w:color w:val="0000EE"/>
-            <w:u w:val="single"/>
-          </w:rPr>
-          <w:t>1.16–17</w:t>
-        </w:r>
-      </w:hyperlink>
+      <w:r>
+        <w:rPr>
+          <w:lang w:val="fr_FR" w:bidi="fr_FR"/>
+        </w:rPr>
+        <w:t>1.16–17</w:t>
+      </w:r>
       <w:r>
         <w:rPr>
           <w:lang w:val="fr_FR" w:bidi="fr_FR"/>
@@ -505,54 +445,36 @@
         </w:rPr>
         <w:t>Avant de développer cette bonne nouvelle, Paul présente la sombre toile de fond du péché humain universel, qui rend la bonne nouvelle nécessaire. Tant les païens (</w:t>
       </w:r>
-      <w:hyperlink r:id="rId22">
-        <w:r>
-          <w:rPr>
-            <w:lang w:val="fr_FR" w:bidi="fr_FR"/>
-          </w:rPr>
-          <w:rPr>
-            <w:color w:val="0000EE"/>
-            <w:u w:val="single"/>
-          </w:rPr>
-          <w:t>1.18–32</w:t>
-        </w:r>
-      </w:hyperlink>
+      <w:r>
+        <w:rPr>
+          <w:lang w:val="fr_FR" w:bidi="fr_FR"/>
+        </w:rPr>
+        <w:t>1.18–32</w:t>
+      </w:r>
       <w:r>
         <w:rPr>
           <w:lang w:val="fr_FR" w:bidi="fr_FR"/>
         </w:rPr>
         <w:t>) que les Juifs (</w:t>
       </w:r>
-      <w:hyperlink r:id="rId23">
-        <w:r>
-          <w:rPr>
-            <w:lang w:val="fr_FR" w:bidi="fr_FR"/>
-          </w:rPr>
-          <w:rPr>
-            <w:color w:val="0000EE"/>
-            <w:u w:val="single"/>
-          </w:rPr>
-          <w:t>2.1–3.8</w:t>
-        </w:r>
-      </w:hyperlink>
+      <w:r>
+        <w:rPr>
+          <w:lang w:val="fr_FR" w:bidi="fr_FR"/>
+        </w:rPr>
+        <w:t>2.1–3.8</w:t>
+      </w:r>
       <w:r>
         <w:rPr>
           <w:lang w:val="fr_FR" w:bidi="fr_FR"/>
         </w:rPr>
         <w:t>) se sont détournés de la révélation de Dieu. Tous sont « sous l'empire du péché » et nul ne peut être justifié devant Dieu par ses propres actions (</w:t>
       </w:r>
-      <w:hyperlink r:id="rId24">
-        <w:r>
-          <w:rPr>
-            <w:lang w:val="fr_FR" w:bidi="fr_FR"/>
-          </w:rPr>
-          <w:rPr>
-            <w:color w:val="0000EE"/>
-            <w:u w:val="single"/>
-          </w:rPr>
-          <w:t>3.9–20</w:t>
-        </w:r>
-      </w:hyperlink>
+      <w:r>
+        <w:rPr>
+          <w:lang w:val="fr_FR" w:bidi="fr_FR"/>
+        </w:rPr>
+        <w:t>3.9–20</w:t>
+      </w:r>
       <w:r>
         <w:rPr>
           <w:lang w:val="fr_FR" w:bidi="fr_FR"/>
@@ -573,72 +495,48 @@
         </w:rPr>
         <w:t>C'est dans cette situation désespérée qu'arrive la bonne nouvelle, qui révèle une nouvelle « manière d'être rendu juste » devant Dieu. Dieu a ouvert cette nouvelle voie en envoyant Jésus en sacrifice pour le péché, et tous les êtres humains peuvent bénéficier des avantages de ce sacrifice par la foi (</w:t>
       </w:r>
-      <w:hyperlink r:id="rId25">
-        <w:r>
-          <w:rPr>
-            <w:lang w:val="fr_FR" w:bidi="fr_FR"/>
-          </w:rPr>
-          <w:rPr>
-            <w:color w:val="0000EE"/>
-            <w:u w:val="single"/>
-          </w:rPr>
-          <w:t>3.21–26</w:t>
-        </w:r>
-      </w:hyperlink>
+      <w:r>
+        <w:rPr>
+          <w:lang w:val="fr_FR" w:bidi="fr_FR"/>
+        </w:rPr>
+        <w:t>3.21–26</w:t>
+      </w:r>
       <w:r>
         <w:rPr>
           <w:lang w:val="fr_FR" w:bidi="fr_FR"/>
         </w:rPr>
         <w:t xml:space="preserve">). En </w:t>
       </w:r>
-      <w:hyperlink r:id="rId26">
-        <w:r>
-          <w:rPr>
-            <w:lang w:val="fr_FR" w:bidi="fr_FR"/>
-          </w:rPr>
-          <w:rPr>
-            <w:color w:val="0000EE"/>
-            <w:u w:val="single"/>
-          </w:rPr>
-          <w:t>3.27–4.25</w:t>
-        </w:r>
-      </w:hyperlink>
+      <w:r>
+        <w:rPr>
+          <w:lang w:val="fr_FR" w:bidi="fr_FR"/>
+        </w:rPr>
+        <w:t>3.27–4.25</w:t>
+      </w:r>
       <w:r>
         <w:rPr>
           <w:lang w:val="fr_FR" w:bidi="fr_FR"/>
         </w:rPr>
         <w:t>, Paul souligne la nature et la centralité de la foi. Il montre que la foi exclut toute fierté et qu'elle permet à la fois aux Juifs et aux païens d'avoir un accès égal à la grâce de Dieu en Christ (</w:t>
       </w:r>
-      <w:hyperlink r:id="rId27">
-        <w:r>
-          <w:rPr>
-            <w:lang w:val="fr_FR" w:bidi="fr_FR"/>
-          </w:rPr>
-          <w:rPr>
-            <w:color w:val="0000EE"/>
-            <w:u w:val="single"/>
-          </w:rPr>
-          <w:t>3.27–31</w:t>
-        </w:r>
-      </w:hyperlink>
+      <w:r>
+        <w:rPr>
+          <w:lang w:val="fr_FR" w:bidi="fr_FR"/>
+        </w:rPr>
+        <w:t>3.27–31</w:t>
+      </w:r>
       <w:r>
         <w:rPr>
           <w:lang w:val="fr_FR" w:bidi="fr_FR"/>
         </w:rPr>
         <w:t>). Il développe ces mêmes points en s'appuyant sur l'exemple d'Abraham (</w:t>
       </w:r>
-      <w:hyperlink r:id="rId28">
-        <w:r>
-          <w:rPr>
-            <w:lang w:val="fr_FR" w:bidi="fr_FR"/>
-          </w:rPr>
-          <w:rPr>
-            <w:color w:val="0000EE"/>
-            <w:u w:val="single"/>
-          </w:rPr>
-          <w:t>4</w:t>
-        </w:r>
-      </w:hyperlink>
+      <w:r>
+        <w:rPr>
+          <w:lang w:val="fr_FR" w:bidi="fr_FR"/>
+        </w:rPr>
+        <w:t>4</w:t>
+      </w:r>
       <w:r>
         <w:rPr>
           <w:lang w:val="fr_FR" w:bidi="fr_FR"/>
@@ -659,126 +557,84 @@
         </w:rPr>
         <w:t xml:space="preserve">Dans les </w:t>
       </w:r>
-      <w:hyperlink r:id="rId29">
-        <w:r>
-          <w:rPr>
-            <w:lang w:val="fr_FR" w:bidi="fr_FR"/>
-          </w:rPr>
-          <w:rPr>
-            <w:color w:val="0000EE"/>
-            <w:u w:val="single"/>
-          </w:rPr>
-          <w:t>chap 5 à 8</w:t>
-        </w:r>
-      </w:hyperlink>
+      <w:r>
+        <w:rPr>
+          <w:lang w:val="fr_FR" w:bidi="fr_FR"/>
+        </w:rPr>
+        <w:t>chap 5 à 8</w:t>
+      </w:r>
       <w:r>
         <w:rPr>
           <w:lang w:val="fr_FR" w:bidi="fr_FR"/>
         </w:rPr>
         <w:t>, Paul traite de l'assurance ou de la sécurité du salut. L'assurance que les croyants partageront la gloire de Dieu (</w:t>
       </w:r>
-      <w:hyperlink r:id="rId30">
-        <w:r>
-          <w:rPr>
-            <w:lang w:val="fr_FR" w:bidi="fr_FR"/>
-          </w:rPr>
-          <w:rPr>
-            <w:color w:val="0000EE"/>
-            <w:u w:val="single"/>
-          </w:rPr>
-          <w:t>5.1–11</w:t>
-        </w:r>
-      </w:hyperlink>
+      <w:r>
+        <w:rPr>
+          <w:lang w:val="fr_FR" w:bidi="fr_FR"/>
+        </w:rPr>
+        <w:t>5.1–11</w:t>
+      </w:r>
       <w:r>
         <w:rPr>
           <w:lang w:val="fr_FR" w:bidi="fr_FR"/>
         </w:rPr>
         <w:t>) est basée sur le fait que Jésus-Christ a plus qu'annulé les terribles effets du péché d'Adam (</w:t>
       </w:r>
-      <w:hyperlink r:id="rId31">
-        <w:r>
-          <w:rPr>
-            <w:lang w:val="fr_FR" w:bidi="fr_FR"/>
-          </w:rPr>
-          <w:rPr>
-            <w:color w:val="0000EE"/>
-            <w:u w:val="single"/>
-          </w:rPr>
-          <w:t>5.12–21</w:t>
-        </w:r>
-      </w:hyperlink>
+      <w:r>
+        <w:rPr>
+          <w:lang w:val="fr_FR" w:bidi="fr_FR"/>
+        </w:rPr>
+        <w:t>5.12–21</w:t>
+      </w:r>
       <w:r>
         <w:rPr>
           <w:lang w:val="fr_FR" w:bidi="fr_FR"/>
         </w:rPr>
         <w:t>). Ni le péché (</w:t>
       </w:r>
-      <w:hyperlink r:id="rId32">
-        <w:r>
-          <w:rPr>
-            <w:lang w:val="fr_FR" w:bidi="fr_FR"/>
-          </w:rPr>
-          <w:rPr>
-            <w:color w:val="0000EE"/>
-            <w:u w:val="single"/>
-          </w:rPr>
-          <w:t>chap 6</w:t>
-        </w:r>
-      </w:hyperlink>
+      <w:r>
+        <w:rPr>
+          <w:lang w:val="fr_FR" w:bidi="fr_FR"/>
+        </w:rPr>
+        <w:t>chap 6</w:t>
+      </w:r>
       <w:r>
         <w:rPr>
           <w:lang w:val="fr_FR" w:bidi="fr_FR"/>
         </w:rPr>
         <w:t>) ni la loi (</w:t>
       </w:r>
-      <w:hyperlink r:id="rId33">
-        <w:r>
-          <w:rPr>
-            <w:lang w:val="fr_FR" w:bidi="fr_FR"/>
-          </w:rPr>
-          <w:rPr>
-            <w:color w:val="0000EE"/>
-            <w:u w:val="single"/>
-          </w:rPr>
-          <w:t>chap 7</w:t>
-        </w:r>
-      </w:hyperlink>
+      <w:r>
+        <w:rPr>
+          <w:lang w:val="fr_FR" w:bidi="fr_FR"/>
+        </w:rPr>
+        <w:t>chap 7</w:t>
+      </w:r>
       <w:r>
         <w:rPr>
           <w:lang w:val="fr_FR" w:bidi="fr_FR"/>
         </w:rPr>
         <w:t>) ne peuvent empêcher Dieu d'accomplir ses desseins pour le croyant. Le Saint-Esprit libère les croyants de la mort (</w:t>
       </w:r>
-      <w:hyperlink r:id="rId34">
-        <w:r>
-          <w:rPr>
-            <w:lang w:val="fr_FR" w:bidi="fr_FR"/>
-          </w:rPr>
-          <w:rPr>
-            <w:color w:val="0000EE"/>
-            <w:u w:val="single"/>
-          </w:rPr>
-          <w:t>8.1–17</w:t>
-        </w:r>
-      </w:hyperlink>
+      <w:r>
+        <w:rPr>
+          <w:lang w:val="fr_FR" w:bidi="fr_FR"/>
+        </w:rPr>
+        <w:t>8.1–17</w:t>
+      </w:r>
       <w:r>
         <w:rPr>
           <w:lang w:val="fr_FR" w:bidi="fr_FR"/>
         </w:rPr>
         <w:t>) et leur assure que les souffrances de cette vie ne les empêcheront pas d'atteindre la gloire à laquelle Dieu les a destinés (</w:t>
       </w:r>
-      <w:hyperlink r:id="rId35">
-        <w:r>
-          <w:rPr>
-            <w:lang w:val="fr_FR" w:bidi="fr_FR"/>
-          </w:rPr>
-          <w:rPr>
-            <w:color w:val="0000EE"/>
-            <w:u w:val="single"/>
-          </w:rPr>
-          <w:t>8.18–39</w:t>
-        </w:r>
-      </w:hyperlink>
+      <w:r>
+        <w:rPr>
+          <w:lang w:val="fr_FR" w:bidi="fr_FR"/>
+        </w:rPr>
+        <w:t>8.18–39</w:t>
+      </w:r>
       <w:r>
         <w:rPr>
           <w:lang w:val="fr_FR" w:bidi="fr_FR"/>
@@ -799,108 +655,72 @@
         </w:rPr>
         <w:t>La bonne nouvelle n'est une « bonne nouvelle » que si le message du Christ s'inscrit dans la continuité des promesses de Dieu dans l'Ancien Testament. Cependant, le fait que tant de Juifs soient restés incrédules pourrait donner à penser que les promesses de Dieu à Israël ne se sont pas accomplies (</w:t>
       </w:r>
-      <w:hyperlink r:id="rId36">
-        <w:r>
-          <w:rPr>
-            <w:lang w:val="fr_FR" w:bidi="fr_FR"/>
-          </w:rPr>
-          <w:rPr>
-            <w:color w:val="0000EE"/>
-            <w:u w:val="single"/>
-          </w:rPr>
-          <w:t>9.1–5</w:t>
-        </w:r>
-      </w:hyperlink>
+      <w:r>
+        <w:rPr>
+          <w:lang w:val="fr_FR" w:bidi="fr_FR"/>
+        </w:rPr>
+        <w:t>9.1–5</w:t>
+      </w:r>
       <w:r>
         <w:rPr>
           <w:lang w:val="fr_FR" w:bidi="fr_FR"/>
         </w:rPr>
         <w:t xml:space="preserve">). Dans les </w:t>
       </w:r>
-      <w:hyperlink r:id="rId37">
-        <w:r>
-          <w:rPr>
-            <w:lang w:val="fr_FR" w:bidi="fr_FR"/>
-          </w:rPr>
-          <w:rPr>
-            <w:color w:val="0000EE"/>
-            <w:u w:val="single"/>
-          </w:rPr>
-          <w:t>chap 9 à 11</w:t>
-        </w:r>
-      </w:hyperlink>
+      <w:r>
+        <w:rPr>
+          <w:lang w:val="fr_FR" w:bidi="fr_FR"/>
+        </w:rPr>
+        <w:t>chap 9 à 11</w:t>
+      </w:r>
       <w:r>
         <w:rPr>
           <w:lang w:val="fr_FR" w:bidi="fr_FR"/>
         </w:rPr>
         <w:t>, Paul s'attache donc à démontrer que Dieu est fidèle à ses promesses. Il n'avait jamais promis le salut à tous les Juifs, mais seulement à un reste (</w:t>
       </w:r>
-      <w:hyperlink r:id="rId38">
-        <w:r>
-          <w:rPr>
-            <w:lang w:val="fr_FR" w:bidi="fr_FR"/>
-          </w:rPr>
-          <w:rPr>
-            <w:color w:val="0000EE"/>
-            <w:u w:val="single"/>
-          </w:rPr>
-          <w:t>9.6–29</w:t>
-        </w:r>
-      </w:hyperlink>
+      <w:r>
+        <w:rPr>
+          <w:lang w:val="fr_FR" w:bidi="fr_FR"/>
+        </w:rPr>
+        <w:t>9.6–29</w:t>
+      </w:r>
       <w:r>
         <w:rPr>
           <w:lang w:val="fr_FR" w:bidi="fr_FR"/>
         </w:rPr>
         <w:t>). Les Juifs sont à blâmer pour leur situation car ils refusent de reconnaître que les promesses de Dieu se sont accomplies en Christ (</w:t>
       </w:r>
-      <w:hyperlink r:id="rId39">
-        <w:r>
-          <w:rPr>
-            <w:lang w:val="fr_FR" w:bidi="fr_FR"/>
-          </w:rPr>
-          <w:rPr>
-            <w:color w:val="0000EE"/>
-            <w:u w:val="single"/>
-          </w:rPr>
-          <w:t>9.30–10.21</w:t>
-        </w:r>
-      </w:hyperlink>
+      <w:r>
+        <w:rPr>
+          <w:lang w:val="fr_FR" w:bidi="fr_FR"/>
+        </w:rPr>
+        <w:t>9.30–10.21</w:t>
+      </w:r>
       <w:r>
         <w:rPr>
           <w:lang w:val="fr_FR" w:bidi="fr_FR"/>
         </w:rPr>
         <w:t>). Néanmoins, dans sa fidélité, Dieu préserve un reste de croyants Juifs (</w:t>
       </w:r>
-      <w:hyperlink r:id="rId40">
-        <w:r>
-          <w:rPr>
-            <w:lang w:val="fr_FR" w:bidi="fr_FR"/>
-          </w:rPr>
-          <w:rPr>
-            <w:color w:val="0000EE"/>
-            <w:u w:val="single"/>
-          </w:rPr>
-          <w:t>11.1–10</w:t>
-        </w:r>
-      </w:hyperlink>
+      <w:r>
+        <w:rPr>
+          <w:lang w:val="fr_FR" w:bidi="fr_FR"/>
+        </w:rPr>
+        <w:t>11.1–10</w:t>
+      </w:r>
       <w:r>
         <w:rPr>
           <w:lang w:val="fr_FR" w:bidi="fr_FR"/>
         </w:rPr>
         <w:t>), et il désire encore accomplir beaucoup de choses pour son peuple Israël (</w:t>
       </w:r>
-      <w:hyperlink r:id="rId41">
-        <w:r>
-          <w:rPr>
-            <w:lang w:val="fr_FR" w:bidi="fr_FR"/>
-          </w:rPr>
-          <w:rPr>
-            <w:color w:val="0000EE"/>
-            <w:u w:val="single"/>
-          </w:rPr>
-          <w:t>11.11–36</w:t>
-        </w:r>
-      </w:hyperlink>
+      <w:r>
+        <w:rPr>
+          <w:lang w:val="fr_FR" w:bidi="fr_FR"/>
+        </w:rPr>
+        <w:t>11.11–36</w:t>
+      </w:r>
       <w:r>
         <w:rPr>
           <w:lang w:val="fr_FR" w:bidi="fr_FR"/>
@@ -921,126 +741,84 @@
         </w:rPr>
         <w:t xml:space="preserve">La bonne nouvelle sauve le croyant de la pénalité du péché et transforme également sa vie. En </w:t>
       </w:r>
-      <w:hyperlink r:id="rId42">
-        <w:r>
-          <w:rPr>
-            <w:lang w:val="fr_FR" w:bidi="fr_FR"/>
-          </w:rPr>
-          <w:rPr>
-            <w:color w:val="0000EE"/>
-            <w:u w:val="single"/>
-          </w:rPr>
-          <w:t>12.1–15.13</w:t>
-        </w:r>
-      </w:hyperlink>
+      <w:r>
+        <w:rPr>
+          <w:lang w:val="fr_FR" w:bidi="fr_FR"/>
+        </w:rPr>
+        <w:t>12.1–15.13</w:t>
+      </w:r>
       <w:r>
         <w:rPr>
           <w:lang w:val="fr_FR" w:bidi="fr_FR"/>
         </w:rPr>
         <w:t>, Paul s'intéresse au pouvoir de transformation de la bonne nouvelle. Cette transformation exige une toute nouvelle façon de penser et de vivre (</w:t>
       </w:r>
-      <w:hyperlink r:id="rId43">
-        <w:r>
-          <w:rPr>
-            <w:lang w:val="fr_FR" w:bidi="fr_FR"/>
-          </w:rPr>
-          <w:rPr>
-            <w:color w:val="0000EE"/>
-            <w:u w:val="single"/>
-          </w:rPr>
-          <w:t>12.1–2</w:t>
-        </w:r>
-      </w:hyperlink>
+      <w:r>
+        <w:rPr>
+          <w:lang w:val="fr_FR" w:bidi="fr_FR"/>
+        </w:rPr>
+        <w:t>12.1–2</w:t>
+      </w:r>
       <w:r>
         <w:rPr>
           <w:lang w:val="fr_FR" w:bidi="fr_FR"/>
         </w:rPr>
         <w:t>). La vie transformée se manifestera par des relations communautaires harmonieuses (</w:t>
       </w:r>
-      <w:hyperlink r:id="rId44">
-        <w:r>
-          <w:rPr>
-            <w:lang w:val="fr_FR" w:bidi="fr_FR"/>
-          </w:rPr>
-          <w:rPr>
-            <w:color w:val="0000EE"/>
-            <w:u w:val="single"/>
-          </w:rPr>
-          <w:t>12.3–8</w:t>
-        </w:r>
-      </w:hyperlink>
+      <w:r>
+        <w:rPr>
+          <w:lang w:val="fr_FR" w:bidi="fr_FR"/>
+        </w:rPr>
+        <w:t>12.3–8</w:t>
+      </w:r>
       <w:r>
         <w:rPr>
           <w:lang w:val="fr_FR" w:bidi="fr_FR"/>
         </w:rPr>
         <w:t>), des actes d'amour (</w:t>
       </w:r>
-      <w:hyperlink r:id="rId45">
-        <w:r>
-          <w:rPr>
-            <w:lang w:val="fr_FR" w:bidi="fr_FR"/>
-          </w:rPr>
-          <w:rPr>
-            <w:color w:val="0000EE"/>
-            <w:u w:val="single"/>
-          </w:rPr>
-          <w:t>12.9–21</w:t>
-        </w:r>
-      </w:hyperlink>
+      <w:r>
+        <w:rPr>
+          <w:lang w:val="fr_FR" w:bidi="fr_FR"/>
+        </w:rPr>
+        <w:t>12.9–21</w:t>
+      </w:r>
       <w:r>
         <w:rPr>
           <w:lang w:val="fr_FR" w:bidi="fr_FR"/>
         </w:rPr>
         <w:t xml:space="preserve"> ; cf. </w:t>
       </w:r>
-      <w:hyperlink r:id="rId46">
-        <w:r>
-          <w:rPr>
-            <w:lang w:val="fr_FR" w:bidi="fr_FR"/>
-          </w:rPr>
-          <w:rPr>
-            <w:color w:val="0000EE"/>
-            <w:u w:val="single"/>
-          </w:rPr>
-          <w:t>13.8–10</w:t>
-        </w:r>
-      </w:hyperlink>
+      <w:r>
+        <w:rPr>
+          <w:lang w:val="fr_FR" w:bidi="fr_FR"/>
+        </w:rPr>
+        <w:t>13.8–10</w:t>
+      </w:r>
       <w:r>
         <w:rPr>
           <w:lang w:val="fr_FR" w:bidi="fr_FR"/>
         </w:rPr>
         <w:t>), et une soumission au gouvernement (</w:t>
       </w:r>
-      <w:hyperlink r:id="rId47">
-        <w:r>
-          <w:rPr>
-            <w:lang w:val="fr_FR" w:bidi="fr_FR"/>
-          </w:rPr>
-          <w:rPr>
-            <w:color w:val="0000EE"/>
-            <w:u w:val="single"/>
-          </w:rPr>
-          <w:t>13.1–7</w:t>
-        </w:r>
-      </w:hyperlink>
+      <w:r>
+        <w:rPr>
+          <w:lang w:val="fr_FR" w:bidi="fr_FR"/>
+        </w:rPr>
+        <w:t>13.1–7</w:t>
+      </w:r>
       <w:r>
         <w:rPr>
           <w:lang w:val="fr_FR" w:bidi="fr_FR"/>
         </w:rPr>
         <w:t>). La vie transformée tire sa force de l'œuvre que Dieu a déjà accomplie et puise son zèle dans l'œuvre qu'il lui reste à accomplir (</w:t>
       </w:r>
-      <w:hyperlink r:id="rId48">
-        <w:r>
-          <w:rPr>
-            <w:lang w:val="fr_FR" w:bidi="fr_FR"/>
-          </w:rPr>
-          <w:rPr>
-            <w:color w:val="0000EE"/>
-            <w:u w:val="single"/>
-          </w:rPr>
-          <w:t>13.11–14</w:t>
-        </w:r>
-      </w:hyperlink>
+      <w:r>
+        <w:rPr>
+          <w:lang w:val="fr_FR" w:bidi="fr_FR"/>
+        </w:rPr>
+        <w:t>13.11–14</w:t>
+      </w:r>
       <w:r>
         <w:rPr>
           <w:lang w:val="fr_FR" w:bidi="fr_FR"/>
@@ -1061,18 +839,12 @@
         </w:rPr>
         <w:t xml:space="preserve">En </w:t>
       </w:r>
-      <w:hyperlink r:id="rId49">
-        <w:r>
-          <w:rPr>
-            <w:lang w:val="fr_FR" w:bidi="fr_FR"/>
-          </w:rPr>
-          <w:rPr>
-            <w:color w:val="0000EE"/>
-            <w:u w:val="single"/>
-          </w:rPr>
-          <w:t>14.1–15.13</w:t>
-        </w:r>
-      </w:hyperlink>
+      <w:r>
+        <w:rPr>
+          <w:lang w:val="fr_FR" w:bidi="fr_FR"/>
+        </w:rPr>
+        <w:t>14.1–15.13</w:t>
+      </w:r>
       <w:r>
         <w:rPr>
           <w:lang w:val="fr_FR" w:bidi="fr_FR"/>
@@ -1093,54 +865,36 @@
         </w:rPr>
         <w:t>Le format épistolaire de Romains réapparaît à la fin, où Paul mentionne son ministère et ses projets de voyage (</w:t>
       </w:r>
-      <w:hyperlink r:id="rId50">
-        <w:r>
-          <w:rPr>
-            <w:lang w:val="fr_FR" w:bidi="fr_FR"/>
-          </w:rPr>
-          <w:rPr>
-            <w:color w:val="0000EE"/>
-            <w:u w:val="single"/>
-          </w:rPr>
-          <w:t>15.14–33</w:t>
-        </w:r>
-      </w:hyperlink>
+      <w:r>
+        <w:rPr>
+          <w:lang w:val="fr_FR" w:bidi="fr_FR"/>
+        </w:rPr>
+        <w:t>15.14–33</w:t>
+      </w:r>
       <w:r>
         <w:rPr>
           <w:lang w:val="fr_FR" w:bidi="fr_FR"/>
         </w:rPr>
         <w:t>), salue et recommande ses collaborateurs et d'autres chrétiens (</w:t>
       </w:r>
-      <w:hyperlink r:id="rId51">
-        <w:r>
-          <w:rPr>
-            <w:lang w:val="fr_FR" w:bidi="fr_FR"/>
-          </w:rPr>
-          <w:rPr>
-            <w:color w:val="0000EE"/>
-            <w:u w:val="single"/>
-          </w:rPr>
-          <w:t>16.1–16</w:t>
-        </w:r>
-      </w:hyperlink>
+      <w:r>
+        <w:rPr>
+          <w:lang w:val="fr_FR" w:bidi="fr_FR"/>
+        </w:rPr>
+        <w:t>16.1–16</w:t>
+      </w:r>
       <w:r>
         <w:rPr>
           <w:lang w:val="fr_FR" w:bidi="fr_FR"/>
         </w:rPr>
         <w:t>), et conclut par d'autres références à ses collaborateurs, un dernier avertissement et une doxologie (</w:t>
       </w:r>
-      <w:hyperlink r:id="rId52">
-        <w:r>
-          <w:rPr>
-            <w:lang w:val="fr_FR" w:bidi="fr_FR"/>
-          </w:rPr>
-          <w:rPr>
-            <w:color w:val="0000EE"/>
-            <w:u w:val="single"/>
-          </w:rPr>
-          <w:t>16.17–27</w:t>
-        </w:r>
-      </w:hyperlink>
+      <w:r>
+        <w:rPr>
+          <w:lang w:val="fr_FR" w:bidi="fr_FR"/>
+        </w:rPr>
+        <w:t>16.17–27</w:t>
+      </w:r>
       <w:r>
         <w:rPr>
           <w:lang w:val="fr_FR" w:bidi="fr_FR"/>
@@ -1172,18 +926,12 @@
         </w:rPr>
         <w:t>Nous pouvons déterminer la situation générale dans laquelle l'épître aux Romains a été écrite en examinant les références de Paul à son ministère antérieur et à ses futurs projets de voyage (</w:t>
       </w:r>
-      <w:hyperlink r:id="rId50">
-        <w:r>
-          <w:rPr>
-            <w:lang w:val="fr_FR" w:bidi="fr_FR"/>
-          </w:rPr>
-          <w:rPr>
-            <w:color w:val="0000EE"/>
-            <w:u w:val="single"/>
-          </w:rPr>
-          <w:t>15.14–33</w:t>
-        </w:r>
-      </w:hyperlink>
+      <w:r>
+        <w:rPr>
+          <w:lang w:val="fr_FR" w:bidi="fr_FR"/>
+        </w:rPr>
+        <w:t>15.14–33</w:t>
+      </w:r>
       <w:r>
         <w:rPr>
           <w:lang w:val="fr_FR" w:bidi="fr_FR"/>
@@ -1202,126 +950,84 @@
         </w:rPr>
         <w:t>» (</w:t>
       </w:r>
-      <w:hyperlink r:id="rId53">
-        <w:r>
-          <w:rPr>
-            <w:lang w:val="fr_FR" w:bidi="fr_FR"/>
-          </w:rPr>
-          <w:rPr>
-            <w:color w:val="0000EE"/>
-            <w:u w:val="single"/>
-          </w:rPr>
-          <w:t>15.19</w:t>
-        </w:r>
-      </w:hyperlink>
+      <w:r>
+        <w:rPr>
+          <w:lang w:val="fr_FR" w:bidi="fr_FR"/>
+        </w:rPr>
+        <w:t>15.19</w:t>
+      </w:r>
       <w:r>
         <w:rPr>
           <w:lang w:val="fr_FR" w:bidi="fr_FR"/>
         </w:rPr>
         <w:t>). L'Illyrie était une province romaine qui occupait plus ou moins la même région que la Serbie et la Croatie modernes. Paul affirme qu'il a fondé des églises dans de nombreuses grandes villes, de Jérusalem à la Macédoine et la Grèce, en passant par l'Asie Mineure. C'est le territoire que Paul et ses compagnons ont sillonné lors des trois grands voyages missionnaires relatés dans les Actes. (2) La destination intermédiaire de Paul est Jérusalem, où il prévoit d'apporter quelque chose pour le « service des saints » (</w:t>
       </w:r>
-      <w:hyperlink r:id="rId54">
-        <w:r>
-          <w:rPr>
-            <w:lang w:val="fr_FR" w:bidi="fr_FR"/>
-          </w:rPr>
-          <w:rPr>
-            <w:color w:val="0000EE"/>
-            <w:u w:val="single"/>
-          </w:rPr>
-          <w:t>15.25</w:t>
-        </w:r>
-      </w:hyperlink>
+      <w:r>
+        <w:rPr>
+          <w:lang w:val="fr_FR" w:bidi="fr_FR"/>
+        </w:rPr>
+        <w:t>15.25</w:t>
+      </w:r>
       <w:r>
         <w:rPr>
           <w:lang w:val="fr_FR" w:bidi="fr_FR"/>
         </w:rPr>
         <w:t>). Il s'agit d'un don d'argent qu'il a récolté auprès des églises païennes qu'il a fondées, pour venir en aide à l'église de Jérusalem (</w:t>
       </w:r>
-      <w:hyperlink r:id="rId55">
-        <w:r>
-          <w:rPr>
-            <w:lang w:val="fr_FR" w:bidi="fr_FR"/>
-          </w:rPr>
-          <w:rPr>
-            <w:color w:val="0000EE"/>
-            <w:u w:val="single"/>
-          </w:rPr>
-          <w:t xml:space="preserve">15.26 </w:t>
-        </w:r>
-      </w:hyperlink>
+      <w:r>
+        <w:rPr>
+          <w:lang w:val="fr_FR" w:bidi="fr_FR"/>
+        </w:rPr>
+        <w:t xml:space="preserve">15.26 </w:t>
+      </w:r>
       <w:r>
         <w:rPr>
           <w:lang w:val="fr_FR" w:bidi="fr_FR"/>
         </w:rPr>
         <w:t xml:space="preserve">; voir aussi </w:t>
       </w:r>
-      <w:hyperlink r:id="rId56">
-        <w:r>
-          <w:rPr>
-            <w:lang w:val="fr_FR" w:bidi="fr_FR"/>
-          </w:rPr>
-          <w:rPr>
-            <w:color w:val="0000EE"/>
-            <w:u w:val="single"/>
-          </w:rPr>
-          <w:t xml:space="preserve">1Co 16.1–4 </w:t>
-        </w:r>
-      </w:hyperlink>
+      <w:r>
+        <w:rPr>
+          <w:lang w:val="fr_FR" w:bidi="fr_FR"/>
+        </w:rPr>
+        <w:t xml:space="preserve">1Co 16.1–4 </w:t>
+      </w:r>
       <w:r>
         <w:rPr>
           <w:lang w:val="fr_FR" w:bidi="fr_FR"/>
         </w:rPr>
         <w:t xml:space="preserve">; </w:t>
       </w:r>
-      <w:hyperlink r:id="rId57">
-        <w:r>
-          <w:rPr>
-            <w:lang w:val="fr_FR" w:bidi="fr_FR"/>
-          </w:rPr>
-          <w:rPr>
-            <w:color w:val="0000EE"/>
-            <w:u w:val="single"/>
-          </w:rPr>
-          <w:t>2Co 8.1–9.15</w:t>
-        </w:r>
-      </w:hyperlink>
+      <w:r>
+        <w:rPr>
+          <w:lang w:val="fr_FR" w:bidi="fr_FR"/>
+        </w:rPr>
+        <w:t>2Co 8.1–9.15</w:t>
+      </w:r>
       <w:r>
         <w:rPr>
           <w:lang w:val="fr_FR" w:bidi="fr_FR"/>
         </w:rPr>
         <w:t>). (3) Après avoir visité Jérusalem pour livrer la collecte, Paul prévoit de se rendre à Rome (</w:t>
       </w:r>
-      <w:hyperlink r:id="rId58">
-        <w:r>
-          <w:rPr>
-            <w:lang w:val="fr_FR" w:bidi="fr_FR"/>
-          </w:rPr>
-          <w:rPr>
-            <w:color w:val="0000EE"/>
-            <w:u w:val="single"/>
-          </w:rPr>
-          <w:t>Rm 15.24</w:t>
-        </w:r>
-      </w:hyperlink>
+      <w:r>
+        <w:rPr>
+          <w:lang w:val="fr_FR" w:bidi="fr_FR"/>
+        </w:rPr>
+        <w:t>Rm 15.24</w:t>
+      </w:r>
       <w:r>
         <w:rPr>
           <w:lang w:val="fr_FR" w:bidi="fr_FR"/>
         </w:rPr>
         <w:t xml:space="preserve">). (4) Il ne prévoit pas un long séjour auprès des chrétiens romains, comme le langage de </w:t>
       </w:r>
-      <w:hyperlink r:id="rId58">
-        <w:r>
-          <w:rPr>
-            <w:lang w:val="fr_FR" w:bidi="fr_FR"/>
-          </w:rPr>
-          <w:rPr>
-            <w:color w:val="0000EE"/>
-            <w:u w:val="single"/>
-          </w:rPr>
-          <w:t>15.24</w:t>
-        </w:r>
-      </w:hyperlink>
+      <w:r>
+        <w:rPr>
+          <w:lang w:val="fr_FR" w:bidi="fr_FR"/>
+        </w:rPr>
+        <w:t>15.24</w:t>
+      </w:r>
       <w:r>
         <w:rPr>
           <w:lang w:val="fr_FR" w:bidi="fr_FR"/>
@@ -1340,36 +1046,24 @@
         </w:rPr>
         <w:t>» (</w:t>
       </w:r>
-      <w:hyperlink r:id="rId59">
-        <w:r>
-          <w:rPr>
-            <w:lang w:val="fr_FR" w:bidi="fr_FR"/>
-          </w:rPr>
-          <w:rPr>
-            <w:color w:val="0000EE"/>
-            <w:u w:val="single"/>
-          </w:rPr>
-          <w:t>15.20</w:t>
-        </w:r>
-      </w:hyperlink>
+      <w:r>
+        <w:rPr>
+          <w:lang w:val="fr_FR" w:bidi="fr_FR"/>
+        </w:rPr>
+        <w:t>15.20</w:t>
+      </w:r>
       <w:r>
         <w:rPr>
           <w:lang w:val="fr_FR" w:bidi="fr_FR"/>
         </w:rPr>
         <w:t xml:space="preserve">, </w:t>
       </w:r>
-      <w:hyperlink r:id="rId58">
-        <w:r>
-          <w:rPr>
-            <w:lang w:val="fr_FR" w:bidi="fr_FR"/>
-          </w:rPr>
-          <w:rPr>
-            <w:color w:val="0000EE"/>
-            <w:u w:val="single"/>
-          </w:rPr>
-          <w:t>24</w:t>
-        </w:r>
-      </w:hyperlink>
+      <w:r>
+        <w:rPr>
+          <w:lang w:val="fr_FR" w:bidi="fr_FR"/>
+        </w:rPr>
+        <w:t>24</w:t>
+      </w:r>
       <w:r>
         <w:rPr>
           <w:lang w:val="fr_FR" w:bidi="fr_FR"/>
@@ -1415,36 +1109,24 @@
         </w:rPr>
         <w:t>Paul se trouve à un moment critique de son ministère (</w:t>
       </w:r>
-      <w:hyperlink r:id="rId59">
-        <w:r>
-          <w:rPr>
-            <w:lang w:val="fr_FR" w:bidi="fr_FR"/>
-          </w:rPr>
-          <w:rPr>
-            <w:color w:val="0000EE"/>
-            <w:u w:val="single"/>
-          </w:rPr>
-          <w:t>15.20</w:t>
-        </w:r>
-      </w:hyperlink>
+      <w:r>
+        <w:rPr>
+          <w:lang w:val="fr_FR" w:bidi="fr_FR"/>
+        </w:rPr>
+        <w:t>15.20</w:t>
+      </w:r>
       <w:r>
         <w:rPr>
           <w:lang w:val="fr_FR" w:bidi="fr_FR"/>
         </w:rPr>
         <w:t>). Il a « abondamment répandu » la bonne nouvelle dans le bassin méditerranéen oriental (</w:t>
       </w:r>
-      <w:hyperlink r:id="rId53">
-        <w:r>
-          <w:rPr>
-            <w:lang w:val="fr_FR" w:bidi="fr_FR"/>
-          </w:rPr>
-          <w:rPr>
-            <w:color w:val="0000EE"/>
-            <w:u w:val="single"/>
-          </w:rPr>
-          <w:t>15.19</w:t>
-        </w:r>
-      </w:hyperlink>
+      <w:r>
+        <w:rPr>
+          <w:lang w:val="fr_FR" w:bidi="fr_FR"/>
+        </w:rPr>
+        <w:t>15.19</w:t>
+      </w:r>
       <w:r>
         <w:rPr>
           <w:lang w:val="fr_FR" w:bidi="fr_FR"/>
@@ -1479,18 +1161,12 @@
         </w:rPr>
         <w:t>Il faut donc y voir un autre objectif : Paul cherche à obtenir le soutien des chrétiens romains pour sa nouvelle mission en Espagne. L'Église d'Antioche, qui a envoyé Paul en mission, est à des milliers de kilomètres de l'Espagne. Puisqu'il cherche une nouvelle communauté avec laquelle collaborer, il se tourne naturellement vers l'Église de Rome (</w:t>
       </w:r>
-      <w:hyperlink r:id="rId58">
-        <w:r>
-          <w:rPr>
-            <w:lang w:val="fr_FR" w:bidi="fr_FR"/>
-          </w:rPr>
-          <w:rPr>
-            <w:color w:val="0000EE"/>
-            <w:u w:val="single"/>
-          </w:rPr>
-          <w:t>15.24</w:t>
-        </w:r>
-      </w:hyperlink>
+      <w:r>
+        <w:rPr>
+          <w:lang w:val="fr_FR" w:bidi="fr_FR"/>
+        </w:rPr>
+        <w:t>15.24</w:t>
+      </w:r>
       <w:r>
         <w:rPr>
           <w:lang w:val="fr_FR" w:bidi="fr_FR"/>
@@ -1511,18 +1187,12 @@
         </w:rPr>
         <w:t xml:space="preserve">Paul écrit également pour une troisième raison : il souhaite colmater une brèche au sein de la communauté chrétienne de Rome, qui est divisée sur la question de savoir dans quelle mesure la loi de l'Ancien Testament devrait continuer à guider les croyants (voir </w:t>
       </w:r>
-      <w:hyperlink r:id="rId49">
-        <w:r>
-          <w:rPr>
-            <w:lang w:val="fr_FR" w:bidi="fr_FR"/>
-          </w:rPr>
-          <w:rPr>
-            <w:color w:val="0000EE"/>
-            <w:u w:val="single"/>
-          </w:rPr>
-          <w:t>14.1–15.13</w:t>
-        </w:r>
-      </w:hyperlink>
+      <w:r>
+        <w:rPr>
+          <w:lang w:val="fr_FR" w:bidi="fr_FR"/>
+        </w:rPr>
+        <w:t>14.1–15.13</w:t>
+      </w:r>
       <w:r>
         <w:rPr>
           <w:lang w:val="fr_FR" w:bidi="fr_FR"/>
@@ -1579,18 +1249,12 @@
         </w:rPr>
         <w:t xml:space="preserve">Depuis l'époque de la Réforme, l'épître aux Romains est lue comme une lettre sur le salut de l'individu. Suivant l'exemple de Martin Luther, dont le propre parcours spirituel est étroitement lié à Romains, les Réformateurs (comme Jean Calvin et Ulrich Zwingli) ont vu dans cette lettre l'expression biblique classique de la vérité selon laquelle les êtres humains sont rendus justes devant Dieu par leur foi en Christ et non par leurs propres efforts. Ils considèrent que Paul luttait contre un judaïsme légaliste qui insistait sur le fait que l'on devait obéir à la loi pour être sauvé. L'attachement des Juifs à la loi en avait conduit beaucoup à croire que la fidélité à cette loi était suffisante pour le salut (par exemple, </w:t>
       </w:r>
-      <w:hyperlink r:id="rId60">
-        <w:r>
-          <w:rPr>
-            <w:lang w:val="fr_FR" w:bidi="fr_FR"/>
-          </w:rPr>
-          <w:rPr>
-            <w:color w:val="0000EE"/>
-            <w:u w:val="single"/>
-          </w:rPr>
-          <w:t>10.1–4</w:t>
-        </w:r>
-      </w:hyperlink>
+      <w:r>
+        <w:rPr>
+          <w:lang w:val="fr_FR" w:bidi="fr_FR"/>
+        </w:rPr>
+        <w:t>10.1–4</w:t>
+      </w:r>
       <w:r>
         <w:rPr>
           <w:lang w:val="fr_FR" w:bidi="fr_FR"/>
